--- a/docs/deck/Dagar-How-We-Built-It.docx
+++ b/docs/deck/Dagar-How-We-Built-It.docx
@@ -35,7 +35,7 @@
           <w:color w:val="0F766E"/>
           <w:sz w:val="24"/>
         </w:rPr>
-        <w:t>साथी  ·  companion</w:t>
+        <w:t>डगर  ·  the trail you walk</w:t>
       </w:r>
     </w:p>
     <w:p>
@@ -109,7 +109,7 @@
           <w:color w:val="5B6673"/>
           <w:sz w:val="22"/>
         </w:rPr>
-        <w:t>saathi-ap19.vercel.app</w:t>
+        <w:t>dagar-ap19.vercel.app</w:t>
       </w:r>
       <w:r>
         <w:rPr>
@@ -4393,7 +4393,7 @@
           <w:color w:val="3F4A57"/>
           <w:sz w:val="21"/>
         </w:rPr>
-        <w:t>Making the fraction rendering smaller made it worse.</w:t>
+        <w:t>Making the fraction rendering smaller made it worse — and reading the CSS hid the real bug for two days.</w:t>
       </w:r>
       <w:r>
         <w:rPr>
@@ -4403,17 +4403,13 @@
           <w:color w:val="3F4A57"/>
           <w:sz w:val="21"/>
         </w:rPr>
-        <w:t xml:space="preserve"> Inline stacked fractions crowd the lines around them, so we reduced their size — and a real phone reported within the hour that the digits had fallen below readable. Reverted to byte-identical rules. There is no correct </w:t>
-      </w:r>
-      <w:r>
-        <w:rPr>
-          <w:rFonts w:ascii="Arial" w:hAnsi="Arial"/>
-          <w:i/>
-          <w:color w:val="3F4A57"/>
-          <w:sz w:val="21"/>
-        </w:rPr>
-        <w:t>size</w:t>
-      </w:r>
+        <w:t xml:space="preserve"> Inline stacked fractions crowd the lines around them, so we reduced their size; a real phone reported within the hour that the digits had fallen below readable. Reverted. Two CSS levers were tried and neither reached the cause, because KaTeX builds a fraction from nested spans whose visual extent its measured box does not describe.</w:t>
+      </w:r>
+    </w:p>
+    <w:p>
+      <w:pPr>
+        <w:spacing w:before="0" w:after="120" w:line="300" w:lineRule="auto"/>
+      </w:pPr>
       <w:r>
         <w:rPr>
           <w:rFonts w:ascii="Arial" w:hAnsi="Arial"/>
@@ -4422,7 +4418,75 @@
           <w:color w:val="3F4A57"/>
           <w:sz w:val="21"/>
         </w:rPr>
-        <w:t xml:space="preserve"> for a stacked fraction in running text; typesetting solves it by writing inline fractions slashed and reserving stacked ones for display maths. That is a content change across three chapters in two languages, and it is in the backlog rather than rushed into a deadline week.</w:t>
+        <w:t xml:space="preserve">Then a screenshot, zoomed, showed </w:t>
+      </w:r>
+      <w:r>
+        <w:rPr>
+          <w:rFonts w:ascii="Consolas" w:hAnsi="Consolas"/>
+          <w:i w:val="0"/>
+          <w:color w:val="115E59"/>
+          <w:sz w:val="21"/>
+        </w:rPr>
+        <w:t>3/4</w:t>
+      </w:r>
+      <w:r>
+        <w:rPr>
+          <w:rFonts w:ascii="Arial" w:hAnsi="Arial"/>
+          <w:b w:val="0"/>
+          <w:i w:val="0"/>
+          <w:color w:val="3F4A57"/>
+          <w:sz w:val="21"/>
+        </w:rPr>
+        <w:t xml:space="preserve"> rendering as a </w:t>
+      </w:r>
+      <w:r>
+        <w:rPr>
+          <w:rFonts w:ascii="Arial" w:hAnsi="Arial"/>
+          <w:b/>
+          <w:i w:val="0"/>
+          <w:color w:val="3F4A57"/>
+          <w:sz w:val="21"/>
+        </w:rPr>
+        <w:t>struck-through 4</w:t>
+      </w:r>
+      <w:r>
+        <w:rPr>
+          <w:rFonts w:ascii="Arial" w:hAnsi="Arial"/>
+          <w:b w:val="0"/>
+          <w:i w:val="0"/>
+          <w:color w:val="3F4A57"/>
+          <w:sz w:val="21"/>
+        </w:rPr>
+        <w:t xml:space="preserve"> on the first practice question a Class 6 learner ever sees. The line-height relief we had written was scoped to lesson paragraphs; a practice option label is a span outside that scope and got none. A comment in the stylesheet said "no glyphs actually overlap" — true where we had looked, false everywhere else. The fix was the typographic one all along: 222 inline fractions are now authored slashed (</w:t>
+      </w:r>
+      <w:r>
+        <w:rPr>
+          <w:rFonts w:ascii="Consolas" w:hAnsi="Consolas"/>
+          <w:i w:val="0"/>
+          <w:color w:val="115E59"/>
+          <w:sz w:val="21"/>
+        </w:rPr>
+        <w:t>3/4</w:t>
+      </w:r>
+      <w:r>
+        <w:rPr>
+          <w:rFonts w:ascii="Arial" w:hAnsi="Arial"/>
+          <w:b w:val="0"/>
+          <w:i w:val="0"/>
+          <w:color w:val="3F4A57"/>
+          <w:sz w:val="21"/>
+        </w:rPr>
+        <w:t xml:space="preserve"> on one line) across both languages, and stacked fractions are reserved for display maths, which has the vertical room. </w:t>
+      </w:r>
+      <w:r>
+        <w:rPr>
+          <w:rFonts w:ascii="Arial" w:hAnsi="Arial"/>
+          <w:b/>
+          <w:i w:val="0"/>
+          <w:color w:val="3F4A57"/>
+          <w:sz w:val="21"/>
+        </w:rPr>
+        <w:t>Reading the code was reassuring and wrong twice; looking at the pixels took a minute.</w:t>
       </w:r>
     </w:p>
     <w:p>
@@ -4765,44 +4829,6 @@
                 <w:sz w:val="19"/>
               </w:rPr>
               <w:t>. Not touched during feature freeze, because grading is the highest-harm file in the product.</w:t>
-            </w:r>
-          </w:p>
-        </w:tc>
-      </w:tr>
-      <w:tr>
-        <w:tc>
-          <w:tcPr>
-            <w:tcW w:type="dxa" w:w="4680"/>
-          </w:tcPr>
-          <w:p>
-            <w:r/>
-            <w:r>
-              <w:rPr>
-                <w:rFonts w:ascii="Arial" w:hAnsi="Arial"/>
-                <w:b/>
-                <w:i w:val="0"/>
-                <w:color w:val="3F4A57"/>
-                <w:sz w:val="19"/>
-              </w:rPr>
-              <w:t>Slashed inline fractions</w:t>
-            </w:r>
-          </w:p>
-        </w:tc>
-        <w:tc>
-          <w:tcPr>
-            <w:tcW w:type="dxa" w:w="4680"/>
-          </w:tcPr>
-          <w:p>
-            <w:r/>
-            <w:r>
-              <w:rPr>
-                <w:rFonts w:ascii="Arial" w:hAnsi="Arial"/>
-                <w:b w:val="0"/>
-                <w:i w:val="0"/>
-                <w:color w:val="3F4A57"/>
-                <w:sz w:val="19"/>
-              </w:rPr>
-              <w:t>See §11. A content change across three chapters in two languages.</w:t>
             </w:r>
           </w:p>
         </w:tc>
@@ -5012,7 +5038,7 @@
                 <w:color w:val="3F4A57"/>
                 <w:sz w:val="19"/>
               </w:rPr>
-              <w:t>A different product name</w:t>
+              <w:t>A domain of our own</w:t>
             </w:r>
           </w:p>
         </w:tc>
@@ -5030,7 +5056,65 @@
                 <w:color w:val="3F4A57"/>
                 <w:sz w:val="19"/>
               </w:rPr>
-              <w:t>"Dagar" is used by at least one other product. साथी is an ordinary Hindi word meaning companion, which is why several products share it and why nobody holds a strong claim. We measured the change — 56 user-visible strings, 4 in the AI prompts, 40 in code, 2 in icons and manifest — and deliberately deferred it to the point where it starts to cost something: a real app-store listing, where collisions are enforced and a trademark check belongs in the same piece of work.</w:t>
+              <w:t xml:space="preserve">The product was renamed from Saathi to </w:t>
+            </w:r>
+            <w:r>
+              <w:rPr>
+                <w:rFonts w:ascii="Arial" w:hAnsi="Arial"/>
+                <w:b/>
+                <w:i w:val="0"/>
+                <w:color w:val="3F4A57"/>
+                <w:sz w:val="19"/>
+              </w:rPr>
+              <w:t>Dagar</w:t>
+            </w:r>
+            <w:r>
+              <w:rPr>
+                <w:rFonts w:ascii="Arial" w:hAnsi="Arial"/>
+                <w:b w:val="0"/>
+                <w:i w:val="0"/>
+                <w:color w:val="3F4A57"/>
+                <w:sz w:val="19"/>
+              </w:rPr>
+              <w:t xml:space="preserve"> (डगर, </w:t>
+            </w:r>
+            <w:r>
+              <w:rPr>
+                <w:rFonts w:ascii="Arial" w:hAnsi="Arial"/>
+                <w:i/>
+                <w:color w:val="3F4A57"/>
+                <w:sz w:val="19"/>
+              </w:rPr>
+              <w:t>the trail</w:t>
+            </w:r>
+            <w:r>
+              <w:rPr>
+                <w:rFonts w:ascii="Arial" w:hAnsi="Arial"/>
+                <w:b w:val="0"/>
+                <w:i w:val="0"/>
+                <w:color w:val="3F4A57"/>
+                <w:sz w:val="19"/>
+              </w:rPr>
+              <w:t xml:space="preserve">) on 2 August, before the link went anywhere: 34 strings per language, the AI prompts, the icons and the manifest, plus the Vercel project and the Supabase auth URLs. It runs on a </w:t>
+            </w:r>
+            <w:r>
+              <w:rPr>
+                <w:rFonts w:ascii="Consolas" w:hAnsi="Consolas"/>
+                <w:i w:val="0"/>
+                <w:color w:val="115E59"/>
+                <w:sz w:val="19"/>
+              </w:rPr>
+              <w:t>vercel.app</w:t>
+            </w:r>
+            <w:r>
+              <w:rPr>
+                <w:rFonts w:ascii="Arial" w:hAnsi="Arial"/>
+                <w:b w:val="0"/>
+                <w:i w:val="0"/>
+                <w:color w:val="3F4A57"/>
+                <w:sz w:val="19"/>
+              </w:rPr>
+              <w:t xml:space="preserve"> subdomain. A real domain is additive — a custom domain is added alongside the existing one rather than replacing it, so no learner data, analytics or auth breaks when it lands. Deferred 2–3 months, to the point where an app-store listing makes a trademark check part of the same piece of work.</w:t>
             </w:r>
           </w:p>
         </w:tc>

--- a/docs/deck/Dagar-How-We-Built-It.docx
+++ b/docs/deck/Dagar-How-We-Built-It.docx
@@ -4501,6 +4501,142 @@
           <w:color w:val="3F4A57"/>
           <w:sz w:val="21"/>
         </w:rPr>
+        <w:t>A confirmation screen that only existed for first-time learners.</w:t>
+      </w:r>
+      <w:r>
+        <w:rPr>
+          <w:rFonts w:ascii="Arial" w:hAnsi="Arial"/>
+          <w:b w:val="0"/>
+          <w:i w:val="0"/>
+          <w:color w:val="3F4A57"/>
+          <w:sz w:val="21"/>
+        </w:rPr>
+        <w:t xml:space="preserve"> Finishing a stepped lesson asked twice. The last step's button and the completion button carried the same words, and between them sat a screen with a full progress bar, "Step 8 of 8", and no content at all — a blank page asking again for something already given. It was invisible to us because a lesson opened a </w:t>
+      </w:r>
+      <w:r>
+        <w:rPr>
+          <w:rFonts w:ascii="Arial" w:hAnsi="Arial"/>
+          <w:i/>
+          <w:color w:val="3F4A57"/>
+          <w:sz w:val="21"/>
+        </w:rPr>
+        <w:t>second</w:t>
+      </w:r>
+      <w:r>
+        <w:rPr>
+          <w:rFonts w:ascii="Arial" w:hAnsi="Arial"/>
+          <w:b w:val="0"/>
+          <w:i w:val="0"/>
+          <w:color w:val="3F4A57"/>
+          <w:sz w:val="21"/>
+        </w:rPr>
+        <w:t xml:space="preserve"> time arrives already complete, so that screen showed "Practise this" instead and looked fine. </w:t>
+      </w:r>
+      <w:r>
+        <w:rPr>
+          <w:rFonts w:ascii="Arial" w:hAnsi="Arial"/>
+          <w:b/>
+          <w:i w:val="0"/>
+          <w:color w:val="3F4A57"/>
+          <w:sz w:val="21"/>
+        </w:rPr>
+        <w:t>Every person who ever saw the defect was seeing the app for the first time</w:t>
+      </w:r>
+      <w:r>
+        <w:rPr>
+          <w:rFonts w:ascii="Arial" w:hAnsi="Arial"/>
+          <w:b w:val="0"/>
+          <w:i w:val="0"/>
+          <w:color w:val="3F4A57"/>
+          <w:sz w:val="21"/>
+        </w:rPr>
+        <w:t xml:space="preserve">, which is the worst possible audience for it. The fix made the last step's button </w:t>
+      </w:r>
+      <w:r>
+        <w:rPr>
+          <w:rFonts w:ascii="Arial" w:hAnsi="Arial"/>
+          <w:i/>
+          <w:color w:val="3F4A57"/>
+          <w:sz w:val="21"/>
+        </w:rPr>
+        <w:t>be</w:t>
+      </w:r>
+      <w:r>
+        <w:rPr>
+          <w:rFonts w:ascii="Arial" w:hAnsi="Arial"/>
+          <w:b w:val="0"/>
+          <w:i w:val="0"/>
+          <w:color w:val="3F4A57"/>
+          <w:sz w:val="21"/>
+        </w:rPr>
+        <w:t xml:space="preserve"> the finishing action, and the E2E test now asserts the tap count rather than the label — the old test clicked twice and checked whether the button was still there, which passed either way and therefore proved nothing.</w:t>
+      </w:r>
+    </w:p>
+    <w:p>
+      <w:pPr>
+        <w:spacing w:before="0" w:after="120" w:line="300" w:lineRule="auto"/>
+      </w:pPr>
+      <w:r>
+        <w:rPr>
+          <w:rFonts w:ascii="Arial" w:hAnsi="Arial"/>
+          <w:b w:val="0"/>
+          <w:i w:val="0"/>
+          <w:color w:val="3F4A57"/>
+          <w:sz w:val="21"/>
+        </w:rPr>
+        <w:t xml:space="preserve">Fixing it uncovered a second, quieter one: the "lesson started" report lived inside that completion button, which on a stepped lesson was not mounted until the learner reached the end. </w:t>
+      </w:r>
+      <w:r>
+        <w:rPr>
+          <w:rFonts w:ascii="Consolas" w:hAnsi="Consolas"/>
+          <w:i w:val="0"/>
+          <w:color w:val="115E59"/>
+          <w:sz w:val="21"/>
+        </w:rPr>
+        <w:t>lesson_started</w:t>
+      </w:r>
+      <w:r>
+        <w:rPr>
+          <w:rFonts w:ascii="Arial" w:hAnsi="Arial"/>
+          <w:b w:val="0"/>
+          <w:i w:val="0"/>
+          <w:color w:val="3F4A57"/>
+          <w:sz w:val="21"/>
+        </w:rPr>
+        <w:t xml:space="preserve"> was firing at the moment a lesson </w:t>
+      </w:r>
+      <w:r>
+        <w:rPr>
+          <w:rFonts w:ascii="Arial" w:hAnsi="Arial"/>
+          <w:i/>
+          <w:color w:val="3F4A57"/>
+          <w:sz w:val="21"/>
+        </w:rPr>
+        <w:t>finished</w:t>
+      </w:r>
+      <w:r>
+        <w:rPr>
+          <w:rFonts w:ascii="Arial" w:hAnsi="Arial"/>
+          <w:b w:val="0"/>
+          <w:i w:val="0"/>
+          <w:color w:val="3F4A57"/>
+          <w:sz w:val="21"/>
+        </w:rPr>
+        <w:t>, and only for the learners who finished — so every drop-off partway through was missing from the one funnel that exists to show drop-off.</w:t>
+      </w:r>
+    </w:p>
+    <w:p>
+      <w:pPr>
+        <w:spacing w:before="0" w:after="120" w:line="300" w:lineRule="auto"/>
+      </w:pPr>
+      <w:r>
+        <w:rPr>
+          <w:rFonts w:ascii="Arial" w:hAnsi="Arial"/>
+          <w:b/>
+          <w:i w:val="0"/>
+          <w:color w:val="3F4A57"/>
+          <w:sz w:val="21"/>
+        </w:rPr>
         <w:t>The lesson's next step was below the fold.</w:t>
       </w:r>
       <w:r>

--- a/docs/deck/Dagar-How-We-Built-It.docx
+++ b/docs/deck/Dagar-How-We-Built-It.docx
@@ -1794,6 +1794,50 @@
     </w:p>
     <w:p>
       <w:pPr>
+        <w:spacing w:before="0" w:after="120" w:line="300" w:lineRule="auto"/>
+      </w:pPr>
+      <w:r>
+        <w:rPr>
+          <w:rFonts w:ascii="Arial" w:hAnsi="Arial"/>
+          <w:b/>
+          <w:i w:val="0"/>
+          <w:color w:val="3F4A57"/>
+          <w:sz w:val="21"/>
+        </w:rPr>
+        <w:t>What the offer does, and does not, do.</w:t>
+      </w:r>
+      <w:r>
+        <w:rPr>
+          <w:rFonts w:ascii="Arial" w:hAnsi="Arial"/>
+          <w:b w:val="0"/>
+          <w:i w:val="0"/>
+          <w:color w:val="3F4A57"/>
+          <w:sz w:val="21"/>
+        </w:rPr>
+        <w:t xml:space="preserve"> No mentor session happens. The request is recorded with its full context and nothing notifies anyone, so the card says exactly that — </w:t>
+      </w:r>
+      <w:r>
+        <w:rPr>
+          <w:rFonts w:ascii="Arial" w:hAnsi="Arial"/>
+          <w:i/>
+          <w:color w:val="3F4A57"/>
+          <w:sz w:val="21"/>
+        </w:rPr>
+        <w:t>"We haven't built this yet. Tell us you want it, and we'll know to."</w:t>
+      </w:r>
+      <w:r>
+        <w:rPr>
+          <w:rFonts w:ascii="Arial" w:hAnsi="Arial"/>
+          <w:b w:val="0"/>
+          <w:i w:val="0"/>
+          <w:color w:val="3F4A57"/>
+          <w:sz w:val="21"/>
+        </w:rPr>
+        <w:t xml:space="preserve"> It previously said a mentor would read it within a day or two, which was not true and was being said to a learner who had just admitted they were stuck. The detection is real, the escalation is not, and the count is what tells us whether human escalation is worth building at all.</w:t>
+      </w:r>
+    </w:p>
+    <w:p>
+      <w:pPr>
         <w:spacing w:before="360" w:after="140" w:line="300" w:lineRule="auto"/>
       </w:pPr>
       <w:r>

--- a/docs/deck/Dagar-How-We-Built-It.docx
+++ b/docs/deck/Dagar-How-We-Built-It.docx
@@ -5104,44 +5104,6 @@
                 <w:color w:val="3F4A57"/>
                 <w:sz w:val="19"/>
               </w:rPr>
-              <w:t>An admin metrics dashboard</w:t>
-            </w:r>
-          </w:p>
-        </w:tc>
-        <w:tc>
-          <w:tcPr>
-            <w:tcW w:type="dxa" w:w="4680"/>
-          </w:tcPr>
-          <w:p>
-            <w:r/>
-            <w:r>
-              <w:rPr>
-                <w:rFonts w:ascii="Arial" w:hAnsi="Arial"/>
-                <w:b w:val="0"/>
-                <w:i w:val="0"/>
-                <w:color w:val="3F4A57"/>
-                <w:sz w:val="19"/>
-              </w:rPr>
-              <w:t>The events are recorded; only the view is missing. First item on the cut list — a PM tool with no learner value.</w:t>
-            </w:r>
-          </w:p>
-        </w:tc>
-      </w:tr>
-      <w:tr>
-        <w:tc>
-          <w:tcPr>
-            <w:tcW w:type="dxa" w:w="4680"/>
-          </w:tcPr>
-          <w:p>
-            <w:r/>
-            <w:r>
-              <w:rPr>
-                <w:rFonts w:ascii="Arial" w:hAnsi="Arial"/>
-                <w:b/>
-                <w:i w:val="0"/>
-                <w:color w:val="3F4A57"/>
-                <w:sz w:val="19"/>
-              </w:rPr>
               <w:t>Difficulty shown on questions</w:t>
             </w:r>
           </w:p>

--- a/docs/deck/Dagar-How-We-Built-It.docx
+++ b/docs/deck/Dagar-How-We-Built-It.docx
@@ -5376,7 +5376,26 @@
           <w:color w:val="3F4A57"/>
           <w:sz w:val="21"/>
         </w:rPr>
-        <w:t xml:space="preserve"> We tuned the tutor prompt several times with no evaluation harness. Every one of those edits was an act of faith.</w:t>
+        <w:t xml:space="preserve"> We tuned the tutor prompt several times with no evaluation harness. Every one of those edits was an act of faith. The harness exists now (D27, </w:t>
+      </w:r>
+      <w:r>
+        <w:rPr>
+          <w:rFonts w:ascii="Consolas" w:hAnsi="Consolas"/>
+          <w:i w:val="0"/>
+          <w:color w:val="115E59"/>
+          <w:sz w:val="21"/>
+        </w:rPr>
+        <w:t>docs/EVALS.md</w:t>
+      </w:r>
+      <w:r>
+        <w:rPr>
+          <w:rFonts w:ascii="Arial" w:hAnsi="Arial"/>
+          <w:b w:val="0"/>
+          <w:i w:val="0"/>
+          <w:color w:val="3F4A57"/>
+          <w:sz w:val="21"/>
+        </w:rPr>
+        <w:t>), and building it settled the argument: 9 of the first 25 messages learners actually sent the tutor were not about mathematics at all, they were about the interface. We had been editing a prompt for a year-eight maths question that most learners were never asking.</w:t>
       </w:r>
     </w:p>
     <w:p>

--- a/docs/deck/Dagar-How-We-Built-It.docx
+++ b/docs/deck/Dagar-How-We-Built-It.docx
@@ -129,7 +129,7 @@
           <w:color w:val="5B6673"/>
           <w:sz w:val="22"/>
         </w:rPr>
-        <w:t>github.com/ap9650/saathi</w:t>
+        <w:t>github.com/ap9650/dagar</w:t>
       </w:r>
     </w:p>
     <w:p>

--- a/docs/deck/Dagar-How-We-Built-It.docx
+++ b/docs/deck/Dagar-How-We-Built-It.docx
@@ -3531,7 +3531,7 @@
           <w:color w:val="115E59"/>
           <w:sz w:val="30"/>
         </w:rPr>
-        <w:t>9. How we tested — 317 tests, chosen on harm</w:t>
+        <w:t>9. How we tested — 1,743 tests, chosen on harm</w:t>
       </w:r>
     </w:p>
     <w:p>
@@ -3759,7 +3759,7 @@
           <w:color w:val="3F4A57"/>
           <w:sz w:val="21"/>
         </w:rPr>
-        <w:t>Current state: 317 tests across 23 files, all passing, plus the end-to-end journey.</w:t>
+        <w:t>Current state: 1,743 tests across 54 files, all passing, plus the end-to-end journey.</w:t>
       </w:r>
     </w:p>
     <w:p>
@@ -5395,7 +5395,7 @@
           <w:color w:val="3F4A57"/>
           <w:sz w:val="21"/>
         </w:rPr>
-        <w:t>), and building it settled the argument: 9 of the first 25 messages learners actually sent the tutor were not about mathematics at all, they were about the interface. We had been editing a prompt for a year-eight maths question that most learners were never asking.</w:t>
+        <w:t>), and building it settled the argument: 11 of the 36 messages learners actually sent the tutor were not about mathematics at all, they were about the interface. We had been editing a prompt for a year-eight maths question that most learners were never asking.</w:t>
       </w:r>
     </w:p>
     <w:p>
@@ -5453,7 +5453,7 @@
           <w:color w:val="3F4A57"/>
           <w:sz w:val="21"/>
         </w:rPr>
-        <w:t>Dagar is a working, deployed, bilingual, accessible learning companion with real learner state behind it: mastery tracked per concept, practice that adapts, a tutor grounded in the exact lesson on screen, a parent loop that needs no parent account, and 317 passing tests concentrated on the code where a bug would be silent. It is one subject and three chapters, because four days buys one loop done properly rather than five done approximately. The architecture, the schema and the content model were all built so that widening it is authoring work — and the list of what we chose not to build, with the reason for each, is above rather than omitted.</w:t>
+        <w:t>Dagar is a working, deployed, bilingual, accessible learning companion with real learner state behind it: mastery tracked per concept, practice that adapts, a tutor grounded in the exact lesson on screen, a parent loop that needs no parent account, and 1,743 passing tests concentrated on the code where a bug would be silent. It is one subject and three chapters, because four days buys one loop done properly rather than five done approximately. The architecture, the schema and the content model were all built so that widening it is authoring work — and the list of what we chose not to build, with the reason for each, is above rather than omitted.</w:t>
       </w:r>
     </w:p>
     <w:sectPr>
